--- a/newdoc/05_巧克力专项：路线选择-避坑-微调_v1_1.docx
+++ b/newdoc/05_巧克力专项：路线选择-避坑-微调_v1_1.docx
@@ -4,18 +4,30 @@
   <w:body>
     <w:p>
       <w:pPr>
-        <w:pStyle w:val="Heading1"/>
+        <w:spacing w:before="360" w:after="240" w:line="240" w:lineRule="auto"/>
       </w:pPr>
       <w:r>
+        <w:rPr>
+          <w:rFonts w:ascii="Microsoft YaHei" w:hAnsi="Microsoft YaHei" w:eastAsia="微软雅黑"/>
+          <w:b/>
+          <w:color w:val="1F4E78"/>
+          <w:sz w:val="48"/>
+        </w:rPr>
         <w:t>05_巧克力专项：路线选择-避坑-微调（整理版 v1）</w:t>
       </w:r>
     </w:p>
     <w:p/>
     <w:p>
       <w:pPr>
-        <w:pStyle w:val="Heading2"/>
+        <w:spacing w:before="240" w:after="160"/>
       </w:pPr>
       <w:r>
+        <w:rPr>
+          <w:rFonts w:ascii="Microsoft YaHei" w:hAnsi="Microsoft YaHei" w:eastAsia="微软雅黑"/>
+          <w:b/>
+          <w:color w:val="4472C4"/>
+          <w:sz w:val="36"/>
+        </w:rPr>
         <w:t>0. 你的巧克力目标（一句话标准）</w:t>
       </w:r>
     </w:p>
@@ -26,7 +38,7 @@
       <w:r>
         <w:rPr>
           <w:b/>
-          <w:i w:val="0"/>
+          <w:color w:val="1F4E78"/>
         </w:rPr>
         <w:t>可可香厚、甜度克制，不油不齁、融化后仍有稠度</w:t>
       </w:r>
@@ -36,10 +48,6 @@
         <w:pStyle w:val="ListBullet"/>
       </w:pPr>
       <w:r>
-        <w:rPr>
-          <w:b w:val="0"/>
-          <w:i w:val="0"/>
-        </w:rPr>
         <w:t>口感“顺滑偏甜”，但不要用甜盖住可可香</w:t>
       </w:r>
     </w:p>
@@ -48,44 +56,51 @@
         <w:pStyle w:val="ListBullet"/>
       </w:pPr>
       <w:r>
-        <w:rPr>
-          <w:b w:val="0"/>
-          <w:i w:val="0"/>
-        </w:rPr>
         <w:t>门店要求：</w:t>
       </w:r>
       <w:r>
         <w:rPr>
           <w:b/>
-          <w:i w:val="0"/>
+          <w:color w:val="1F4E78"/>
         </w:rPr>
         <w:t>出杯快、连续高峰稳定、不堵机</w:t>
       </w:r>
     </w:p>
     <w:p/>
     <w:p>
-      <w:r>
-        <w:rPr>
-          <w:b w:val="0"/>
-          <w:i w:val="0"/>
-        </w:rPr>
-        <w:t>---</w:t>
-      </w:r>
+      <w:pPr>
+        <w:spacing w:before="120" w:after="120"/>
+        <w:pBdr>
+          <w:bottom w:val="single" w:sz="6" w:space="1" w:color="CCCCCC"/>
+        </w:pBdr>
+      </w:pPr>
     </w:p>
     <w:p/>
     <w:p>
       <w:pPr>
-        <w:pStyle w:val="Heading2"/>
+        <w:spacing w:before="240" w:after="160"/>
       </w:pPr>
       <w:r>
+        <w:rPr>
+          <w:rFonts w:ascii="Microsoft YaHei" w:hAnsi="Microsoft YaHei" w:eastAsia="微软雅黑"/>
+          <w:b/>
+          <w:color w:val="4472C4"/>
+          <w:sz w:val="36"/>
+        </w:rPr>
         <w:t>1. 巧克力体系的“物理真相”（为什么最容易翻车）</w:t>
       </w:r>
     </w:p>
     <w:p>
       <w:pPr>
-        <w:pStyle w:val="Heading3"/>
+        <w:spacing w:before="240" w:after="160"/>
       </w:pPr>
       <w:r>
+        <w:rPr>
+          <w:rFonts w:ascii="Microsoft YaHei" w:hAnsi="Microsoft YaHei" w:eastAsia="微软雅黑"/>
+          <w:b/>
+          <w:color w:val="5B9BD5"/>
+          <w:sz w:val="28"/>
+        </w:rPr>
         <w:t>1.1 可可粉强吸水：不调配方会变“水泥”</w:t>
       </w:r>
     </w:p>
@@ -94,10 +109,6 @@
         <w:pStyle w:val="ListBullet"/>
       </w:pPr>
       <w:r>
-        <w:rPr>
-          <w:b w:val="0"/>
-          <w:i w:val="0"/>
-        </w:rPr>
         <w:t>可可粉含不可溶纤维，吸水量可达脱脂奶粉的 1.5–2 倍</w:t>
       </w:r>
     </w:p>
@@ -106,19 +117,21 @@
         <w:pStyle w:val="ListBullet"/>
       </w:pPr>
       <w:r>
-        <w:rPr>
-          <w:b w:val="0"/>
-          <w:i w:val="0"/>
-        </w:rPr>
         <w:t>结果：浆料黏度暴涨 → 空气打不进去（Overrun 下降）→ 出杯慢甚至堵机</w:t>
       </w:r>
     </w:p>
     <w:p/>
     <w:p>
       <w:pPr>
-        <w:pStyle w:val="Heading3"/>
+        <w:spacing w:before="240" w:after="160"/>
       </w:pPr>
       <w:r>
+        <w:rPr>
+          <w:rFonts w:ascii="Microsoft YaHei" w:hAnsi="Microsoft YaHei" w:eastAsia="微软雅黑"/>
+          <w:b/>
+          <w:color w:val="5B9BD5"/>
+          <w:sz w:val="28"/>
+        </w:rPr>
         <w:t>1.2 可可粉自带脂肪：总脂肪超标会油感/结块</w:t>
       </w:r>
     </w:p>
@@ -127,10 +140,6 @@
         <w:pStyle w:val="ListBullet"/>
       </w:pPr>
       <w:r>
-        <w:rPr>
-          <w:b w:val="0"/>
-          <w:i w:val="0"/>
-        </w:rPr>
         <w:t>许多高品质可可粉含 22–24% 可可脂（硬脂肪）</w:t>
       </w:r>
     </w:p>
@@ -139,37 +148,44 @@
         <w:pStyle w:val="ListBullet"/>
       </w:pPr>
       <w:r>
-        <w:rPr>
-          <w:b w:val="0"/>
-          <w:i w:val="0"/>
-        </w:rPr>
         <w:t>结果：低温下更硬；再叠加奶油会造成脂肪结块、油感、甚至结构崩</w:t>
       </w:r>
     </w:p>
     <w:p/>
     <w:p>
-      <w:r>
-        <w:rPr>
-          <w:b w:val="0"/>
-          <w:i w:val="0"/>
-        </w:rPr>
-        <w:t>---</w:t>
-      </w:r>
+      <w:pPr>
+        <w:spacing w:before="120" w:after="120"/>
+        <w:pBdr>
+          <w:bottom w:val="single" w:sz="6" w:space="1" w:color="CCCCCC"/>
+        </w:pBdr>
+      </w:pPr>
     </w:p>
     <w:p/>
     <w:p>
       <w:pPr>
-        <w:pStyle w:val="Heading2"/>
+        <w:spacing w:before="240" w:after="160"/>
       </w:pPr>
       <w:r>
+        <w:rPr>
+          <w:rFonts w:ascii="Microsoft YaHei" w:hAnsi="Microsoft YaHei" w:eastAsia="微软雅黑"/>
+          <w:b/>
+          <w:color w:val="4472C4"/>
+          <w:sz w:val="36"/>
+        </w:rPr>
         <w:t>2. 原料选型（门店看标签就够）</w:t>
       </w:r>
     </w:p>
     <w:p>
       <w:pPr>
-        <w:pStyle w:val="Heading3"/>
+        <w:spacing w:before="240" w:after="160"/>
       </w:pPr>
       <w:r>
+        <w:rPr>
+          <w:rFonts w:ascii="Microsoft YaHei" w:hAnsi="Microsoft YaHei" w:eastAsia="微软雅黑"/>
+          <w:b/>
+          <w:color w:val="5B9BD5"/>
+          <w:sz w:val="28"/>
+        </w:rPr>
         <w:t>2.1 可可粉两大类型：Natural vs Dutch（碱化）</w:t>
       </w:r>
     </w:p>
@@ -178,10 +194,6 @@
         <w:pStyle w:val="ListBullet"/>
       </w:pPr>
       <w:r>
-        <w:rPr>
-          <w:b w:val="0"/>
-          <w:i w:val="0"/>
-        </w:rPr>
         <w:t>Natural：酸度更高、香气更“尖”，颜色偏浅</w:t>
       </w:r>
     </w:p>
@@ -190,19 +202,21 @@
         <w:pStyle w:val="ListBullet"/>
       </w:pPr>
       <w:r>
-        <w:rPr>
-          <w:b w:val="0"/>
-          <w:i w:val="0"/>
-        </w:rPr>
         <w:t>Dutch：颜色更深、风味更圆润顺滑（门店更常用，但依品牌差异大）</w:t>
       </w:r>
     </w:p>
     <w:p/>
     <w:p>
       <w:pPr>
-        <w:pStyle w:val="Heading3"/>
+        <w:spacing w:before="240" w:after="160"/>
       </w:pPr>
       <w:r>
+        <w:rPr>
+          <w:rFonts w:ascii="Microsoft YaHei" w:hAnsi="Microsoft YaHei" w:eastAsia="微软雅黑"/>
+          <w:b/>
+          <w:color w:val="5B9BD5"/>
+          <w:sz w:val="28"/>
+        </w:rPr>
         <w:t>2.2 采购必看：可可脂肪含量</w:t>
       </w:r>
     </w:p>
@@ -211,10 +225,6 @@
         <w:pStyle w:val="ListBullet"/>
       </w:pPr>
       <w:r>
-        <w:rPr>
-          <w:b w:val="0"/>
-          <w:i w:val="0"/>
-        </w:rPr>
         <w:t>脂肪高：更香更顺滑，但更易“硬/油/堵”</w:t>
       </w:r>
     </w:p>
@@ -223,37 +233,44 @@
         <w:pStyle w:val="ListBullet"/>
       </w:pPr>
       <w:r>
-        <w:rPr>
-          <w:b w:val="0"/>
-          <w:i w:val="0"/>
-        </w:rPr>
         <w:t>脂肪低：更好控结构，但香气可能弱</w:t>
       </w:r>
     </w:p>
     <w:p/>
     <w:p>
-      <w:r>
-        <w:rPr>
-          <w:b w:val="0"/>
-          <w:i w:val="0"/>
-        </w:rPr>
-        <w:t>---</w:t>
-      </w:r>
+      <w:pPr>
+        <w:spacing w:before="120" w:after="120"/>
+        <w:pBdr>
+          <w:bottom w:val="single" w:sz="6" w:space="1" w:color="CCCCCC"/>
+        </w:pBdr>
+      </w:pPr>
     </w:p>
     <w:p/>
     <w:p>
       <w:pPr>
-        <w:pStyle w:val="Heading2"/>
+        <w:spacing w:before="240" w:after="160"/>
       </w:pPr>
       <w:r>
+        <w:rPr>
+          <w:rFonts w:ascii="Microsoft YaHei" w:hAnsi="Microsoft YaHei" w:eastAsia="微软雅黑"/>
+          <w:b/>
+          <w:color w:val="4472C4"/>
+          <w:sz w:val="36"/>
+        </w:rPr>
         <w:t>3. 三条可落地路线（先跑稳再升级）</w:t>
       </w:r>
     </w:p>
     <w:p>
       <w:pPr>
-        <w:pStyle w:val="Heading3"/>
+        <w:spacing w:before="240" w:after="160"/>
       </w:pPr>
       <w:r>
+        <w:rPr>
+          <w:rFonts w:ascii="Microsoft YaHei" w:hAnsi="Microsoft YaHei" w:eastAsia="微软雅黑"/>
+          <w:b/>
+          <w:color w:val="5B9BD5"/>
+          <w:sz w:val="28"/>
+        </w:rPr>
         <w:t>路线 1：可可粉（最稳、最适合门店起步）</w:t>
       </w:r>
     </w:p>
@@ -262,10 +279,6 @@
         <w:pStyle w:val="ListBullet"/>
       </w:pPr>
       <w:r>
-        <w:rPr>
-          <w:b w:val="0"/>
-          <w:i w:val="0"/>
-        </w:rPr>
         <w:t>优点：结构可控、成本清晰、清洗相对容易</w:t>
       </w:r>
     </w:p>
@@ -274,19 +287,21 @@
         <w:pStyle w:val="ListBullet"/>
       </w:pPr>
       <w:r>
-        <w:rPr>
-          <w:b w:val="0"/>
-          <w:i w:val="0"/>
-        </w:rPr>
         <w:t>风险：吸水导致黏度高 → 需配方与工艺配合</w:t>
       </w:r>
     </w:p>
     <w:p/>
     <w:p>
       <w:pPr>
-        <w:pStyle w:val="Heading3"/>
+        <w:spacing w:before="240" w:after="160"/>
       </w:pPr>
       <w:r>
+        <w:rPr>
+          <w:rFonts w:ascii="Microsoft YaHei" w:hAnsi="Microsoft YaHei" w:eastAsia="微软雅黑"/>
+          <w:b/>
+          <w:color w:val="5B9BD5"/>
+          <w:sz w:val="28"/>
+        </w:rPr>
         <w:t>路线 2：可可粉 + 少量巧克力酱/糖浆（第二阶段）</w:t>
       </w:r>
     </w:p>
@@ -295,10 +310,6 @@
         <w:pStyle w:val="ListBullet"/>
       </w:pPr>
       <w:r>
-        <w:rPr>
-          <w:b w:val="0"/>
-          <w:i w:val="0"/>
-        </w:rPr>
         <w:t>目的：补“光泽/糯感/布朗尼感”</w:t>
       </w:r>
     </w:p>
@@ -307,19 +318,21 @@
         <w:pStyle w:val="ListBullet"/>
       </w:pPr>
       <w:r>
-        <w:rPr>
-          <w:b w:val="0"/>
-          <w:i w:val="0"/>
-        </w:rPr>
         <w:t>风险：含脂含糖增稠酱料会扰乱结构、清洗更难</w:t>
       </w:r>
     </w:p>
     <w:p/>
     <w:p>
       <w:pPr>
-        <w:pStyle w:val="Heading3"/>
+        <w:spacing w:before="240" w:after="160"/>
       </w:pPr>
       <w:r>
+        <w:rPr>
+          <w:rFonts w:ascii="Microsoft YaHei" w:hAnsi="Microsoft YaHei" w:eastAsia="微软雅黑"/>
+          <w:b/>
+          <w:color w:val="5B9BD5"/>
+          <w:sz w:val="28"/>
+        </w:rPr>
         <w:t>路线 3：融化黑巧/巧克力块（工艺升级路线）</w:t>
       </w:r>
     </w:p>
@@ -328,10 +341,6 @@
         <w:pStyle w:val="ListBullet"/>
       </w:pPr>
       <w:r>
-        <w:rPr>
-          <w:b w:val="0"/>
-          <w:i w:val="0"/>
-        </w:rPr>
         <w:t>难点：脂肪与结晶体系复杂，乳化/均质不够就油感、塌</w:t>
       </w:r>
     </w:p>
@@ -340,37 +349,44 @@
         <w:pStyle w:val="ListBullet"/>
       </w:pPr>
       <w:r>
-        <w:rPr>
-          <w:b w:val="0"/>
-          <w:i w:val="0"/>
-        </w:rPr>
         <w:t>风险：温控要求高、门店可复制性差（建议后期再上）</w:t>
       </w:r>
     </w:p>
     <w:p/>
     <w:p>
-      <w:r>
-        <w:rPr>
-          <w:b w:val="0"/>
-          <w:i w:val="0"/>
-        </w:rPr>
-        <w:t>---</w:t>
-      </w:r>
+      <w:pPr>
+        <w:spacing w:before="120" w:after="120"/>
+        <w:pBdr>
+          <w:bottom w:val="single" w:sz="6" w:space="1" w:color="CCCCCC"/>
+        </w:pBdr>
+      </w:pPr>
     </w:p>
     <w:p/>
     <w:p>
       <w:pPr>
-        <w:pStyle w:val="Heading2"/>
+        <w:spacing w:before="240" w:after="160"/>
       </w:pPr>
       <w:r>
+        <w:rPr>
+          <w:rFonts w:ascii="Microsoft YaHei" w:hAnsi="Microsoft YaHei" w:eastAsia="微软雅黑"/>
+          <w:b/>
+          <w:color w:val="4472C4"/>
+          <w:sz w:val="36"/>
+        </w:rPr>
         <w:t>4. 巧克力配方的“减法与加法”策略</w:t>
       </w:r>
     </w:p>
     <w:p>
       <w:pPr>
-        <w:pStyle w:val="Heading3"/>
+        <w:spacing w:before="240" w:after="160"/>
       </w:pPr>
       <w:r>
+        <w:rPr>
+          <w:rFonts w:ascii="Microsoft YaHei" w:hAnsi="Microsoft YaHei" w:eastAsia="微软雅黑"/>
+          <w:b/>
+          <w:color w:val="5B9BD5"/>
+          <w:sz w:val="28"/>
+        </w:rPr>
         <w:t>4.1 减法：给可可粉腾空间（别把底盘堆满）</w:t>
       </w:r>
     </w:p>
@@ -379,10 +395,6 @@
         <w:pStyle w:val="ListBullet"/>
       </w:pPr>
       <w:r>
-        <w:rPr>
-          <w:b w:val="0"/>
-          <w:i w:val="0"/>
-        </w:rPr>
         <w:t>可可粉本身就提供大量固形物</w:t>
       </w:r>
     </w:p>
@@ -391,19 +403,21 @@
         <w:pStyle w:val="ListBullet"/>
       </w:pPr>
       <w:r>
-        <w:rPr>
-          <w:b w:val="0"/>
-          <w:i w:val="0"/>
-        </w:rPr>
         <w:t>通常巧克力配方的 SMP 用量应比香草/水果味更少（避免太干、太厚、太堵）</w:t>
       </w:r>
     </w:p>
     <w:p/>
     <w:p>
       <w:pPr>
-        <w:pStyle w:val="Heading3"/>
+        <w:spacing w:before="240" w:after="160"/>
       </w:pPr>
       <w:r>
+        <w:rPr>
+          <w:rFonts w:ascii="Microsoft YaHei" w:hAnsi="Microsoft YaHei" w:eastAsia="微软雅黑"/>
+          <w:b/>
+          <w:color w:val="5B9BD5"/>
+          <w:sz w:val="28"/>
+        </w:rPr>
         <w:t>4.2 加法：遮苦不是只靠“更甜”</w:t>
       </w:r>
     </w:p>
@@ -412,10 +426,6 @@
         <w:pStyle w:val="ListBullet"/>
       </w:pPr>
       <w:r>
-        <w:rPr>
-          <w:b w:val="0"/>
-          <w:i w:val="0"/>
-        </w:rPr>
         <w:t>你可以用“甜度更圆润”的结构来遮苦（而不是疯狂加蔗糖）</w:t>
       </w:r>
     </w:p>
@@ -424,10 +434,6 @@
         <w:pStyle w:val="ListBullet"/>
       </w:pPr>
       <w:r>
-        <w:rPr>
-          <w:b w:val="0"/>
-          <w:i w:val="0"/>
-        </w:rPr>
         <w:t>备选观点：有文档给出“浓郁黑巧模型”目标 POD 210–230（高甜体系）</w:t>
       </w:r>
     </w:p>
@@ -436,295 +442,218 @@
         <w:pStyle w:val="ListBullet"/>
       </w:pPr>
       <w:r>
-        <w:rPr>
-          <w:b w:val="0"/>
-          <w:i w:val="0"/>
-        </w:rPr>
         <w:t>这条路线更适合“重甜遮苦”的黑巧甜品定位；与你的“中偏甜不齁甜”可能不一致</w:t>
       </w:r>
     </w:p>
     <w:p/>
     <w:p>
+      <w:pPr>
+        <w:spacing w:before="120" w:after="120"/>
+        <w:pBdr>
+          <w:bottom w:val="single" w:sz="6" w:space="1" w:color="CCCCCC"/>
+        </w:pBdr>
+      </w:pPr>
+    </w:p>
+    <w:p/>
+    <w:p>
+      <w:pPr>
+        <w:spacing w:before="240" w:after="160"/>
+      </w:pPr>
       <w:r>
         <w:rPr>
-          <w:b w:val="0"/>
-          <w:i w:val="0"/>
+          <w:rFonts w:ascii="Microsoft YaHei" w:hAnsi="Microsoft YaHei" w:eastAsia="微软雅黑"/>
+          <w:b/>
+          <w:color w:val="4472C4"/>
+          <w:sz w:val="36"/>
         </w:rPr>
-        <w:t>---</w:t>
+        <w:t>5. 巧克力工艺 SOP（门店稳做法）</w:t>
+      </w:r>
+    </w:p>
+    <w:p>
+      <w:r>
+        <w:t>1) 过筛：可可粉必过筛</w:t>
+      </w:r>
+    </w:p>
+    <w:p>
+      <w:r>
+        <w:t>2) 干混：可可粉先与糖干混（防结团）</w:t>
+      </w:r>
+    </w:p>
+    <w:p>
+      <w:r>
+        <w:t>3) 分散：入液体高速剪切（必要时先做小粉浆再回主桶）</w:t>
+      </w:r>
+    </w:p>
+    <w:p>
+      <w:r>
+        <w:t>4) 过滤：去团聚，降低堵机概率</w:t>
+      </w:r>
+    </w:p>
+    <w:p>
+      <w:r>
+        <w:t>5) 熟化：2–4°C 冷藏熟化（用“尖角+融化盘”锁定窗口）</w:t>
+      </w:r>
+    </w:p>
+    <w:p>
+      <w:r>
+        <w:t>6) 上机：高峰时避免临时乱加酱/乱加粉</w:t>
       </w:r>
     </w:p>
     <w:p/>
     <w:p>
       <w:pPr>
-        <w:pStyle w:val="Heading2"/>
+        <w:spacing w:before="120" w:after="120"/>
+        <w:pBdr>
+          <w:bottom w:val="single" w:sz="6" w:space="1" w:color="CCCCCC"/>
+        </w:pBdr>
+      </w:pPr>
+    </w:p>
+    <w:p/>
+    <w:p>
+      <w:pPr>
+        <w:spacing w:before="240" w:after="160"/>
       </w:pPr>
       <w:r>
-        <w:t>5. 巧克力工艺 SOP（门店稳做法）</w:t>
+        <w:rPr>
+          <w:rFonts w:ascii="Microsoft YaHei" w:hAnsi="Microsoft YaHei" w:eastAsia="微软雅黑"/>
+          <w:b/>
+          <w:color w:val="4472C4"/>
+          <w:sz w:val="36"/>
+        </w:rPr>
+        <w:t>6. 巧克力最常见 6 种问题（对应旋钮）</w:t>
       </w:r>
     </w:p>
     <w:p>
       <w:r>
+        <w:t xml:space="preserve">1) </w:t>
+      </w:r>
+      <w:r>
         <w:rPr>
-          <w:b w:val="0"/>
-          <w:i w:val="0"/>
+          <w:b/>
+          <w:color w:val="1F4E78"/>
         </w:rPr>
-        <w:t>1) 过筛：可可粉必过筛</w:t>
+        <w:t>堵机/出杯慢</w:t>
+      </w:r>
+      <w:r>
+        <w:t>：黏度过高 → 降固形物/换路线/提高分散与过滤</w:t>
       </w:r>
     </w:p>
     <w:p>
       <w:r>
+        <w:t xml:space="preserve">2) </w:t>
+      </w:r>
+      <w:r>
         <w:rPr>
-          <w:b w:val="0"/>
-          <w:i w:val="0"/>
+          <w:b/>
+          <w:color w:val="1F4E78"/>
         </w:rPr>
-        <w:t>2) 干混：可可粉先与糖干混（防结团）</w:t>
+        <w:t>油感/蜡感</w:t>
+      </w:r>
+      <w:r>
+        <w:t>：总脂肪过高或乳化失控 → 降奶油、控乳化、提周转</w:t>
       </w:r>
     </w:p>
     <w:p>
       <w:r>
+        <w:t xml:space="preserve">3) </w:t>
+      </w:r>
+      <w:r>
         <w:rPr>
-          <w:b w:val="0"/>
-          <w:i w:val="0"/>
+          <w:b/>
+          <w:color w:val="1F4E78"/>
         </w:rPr>
-        <w:t>3) 分散：入液体高速剪切（必要时先做小粉浆再回主桶）</w:t>
+        <w:t>太苦拖尾</w:t>
+      </w:r>
+      <w:r>
+        <w:t>：先调甜度结构（蔗糖小幅+、或用更圆润糖体系），再调可可粉</w:t>
       </w:r>
     </w:p>
     <w:p>
       <w:r>
+        <w:t xml:space="preserve">4) </w:t>
+      </w:r>
+      <w:r>
         <w:rPr>
-          <w:b w:val="0"/>
-          <w:i w:val="0"/>
+          <w:b/>
+          <w:color w:val="1F4E78"/>
         </w:rPr>
-        <w:t>4) 过滤：去团聚，降低堵机概率</w:t>
+        <w:t>太甜齁</w:t>
+      </w:r>
+      <w:r>
+        <w:t>：别只降糖，先用可可粉类型/用量与盐微量提味调整</w:t>
       </w:r>
     </w:p>
     <w:p>
       <w:r>
+        <w:t xml:space="preserve">5) </w:t>
+      </w:r>
+      <w:r>
         <w:rPr>
-          <w:b w:val="0"/>
-          <w:i w:val="0"/>
+          <w:b/>
+          <w:color w:val="1F4E78"/>
         </w:rPr>
-        <w:t>5) 熟化：2–4°C 冷藏熟化（用“尖角+融化盘”锁定窗口）</w:t>
+        <w:t>不浓/像巧克力水</w:t>
+      </w:r>
+      <w:r>
+        <w:t>：先查可可粉脂肪与用量，再查 Overrun 是否过高</w:t>
       </w:r>
     </w:p>
     <w:p>
       <w:r>
-        <w:rPr>
-          <w:b w:val="0"/>
-          <w:i w:val="0"/>
-        </w:rPr>
-        <w:t>6) 上机：高峰时避免临时乱加酱/乱加粉</w:t>
+        <w:t xml:space="preserve">6) </w:t>
       </w:r>
-    </w:p>
-    <w:p/>
-    <w:p>
       <w:r>
         <w:rPr>
-          <w:b w:val="0"/>
-          <w:i w:val="0"/>
+          <w:b/>
+          <w:color w:val="1F4E78"/>
         </w:rPr>
-        <w:t>---</w:t>
+        <w:t>热天塌/出水</w:t>
+      </w:r>
+      <w:r>
+        <w:t>：稳定体系与出杯温度窗口不足 → 查复配粉投料量与机器温度</w:t>
       </w:r>
     </w:p>
     <w:p/>
     <w:p>
       <w:pPr>
-        <w:pStyle w:val="Heading2"/>
+        <w:spacing w:before="120" w:after="120"/>
+        <w:pBdr>
+          <w:bottom w:val="single" w:sz="6" w:space="1" w:color="CCCCCC"/>
+        </w:pBdr>
       </w:pPr>
-      <w:r>
-        <w:t>6. 巧克力最常见 6 种问题（对应旋钮）</w:t>
-      </w:r>
-    </w:p>
-    <w:p>
-      <w:r>
-        <w:rPr>
-          <w:b w:val="0"/>
-          <w:i w:val="0"/>
-        </w:rPr>
-        <w:t xml:space="preserve">1) </w:t>
-      </w:r>
-      <w:r>
-        <w:rPr>
-          <w:b/>
-          <w:i w:val="0"/>
-        </w:rPr>
-        <w:t>堵机/出杯慢</w:t>
-      </w:r>
-      <w:r>
-        <w:rPr>
-          <w:b w:val="0"/>
-          <w:i w:val="0"/>
-        </w:rPr>
-        <w:t>：黏度过高 → 降固形物/换路线/提高分散与过滤</w:t>
-      </w:r>
-    </w:p>
-    <w:p>
-      <w:r>
-        <w:rPr>
-          <w:b w:val="0"/>
-          <w:i w:val="0"/>
-        </w:rPr>
-        <w:t xml:space="preserve">2) </w:t>
-      </w:r>
-      <w:r>
-        <w:rPr>
-          <w:b/>
-          <w:i w:val="0"/>
-        </w:rPr>
-        <w:t>油感/蜡感</w:t>
-      </w:r>
-      <w:r>
-        <w:rPr>
-          <w:b w:val="0"/>
-          <w:i w:val="0"/>
-        </w:rPr>
-        <w:t>：总脂肪过高或乳化失控 → 降奶油、控乳化、提周转</w:t>
-      </w:r>
-    </w:p>
-    <w:p>
-      <w:r>
-        <w:rPr>
-          <w:b w:val="0"/>
-          <w:i w:val="0"/>
-        </w:rPr>
-        <w:t xml:space="preserve">3) </w:t>
-      </w:r>
-      <w:r>
-        <w:rPr>
-          <w:b/>
-          <w:i w:val="0"/>
-        </w:rPr>
-        <w:t>太苦拖尾</w:t>
-      </w:r>
-      <w:r>
-        <w:rPr>
-          <w:b w:val="0"/>
-          <w:i w:val="0"/>
-        </w:rPr>
-        <w:t>：先调甜度结构（蔗糖小幅+、或用更圆润糖体系），再调可可粉</w:t>
-      </w:r>
-    </w:p>
-    <w:p>
-      <w:r>
-        <w:rPr>
-          <w:b w:val="0"/>
-          <w:i w:val="0"/>
-        </w:rPr>
-        <w:t xml:space="preserve">4) </w:t>
-      </w:r>
-      <w:r>
-        <w:rPr>
-          <w:b/>
-          <w:i w:val="0"/>
-        </w:rPr>
-        <w:t>太甜齁</w:t>
-      </w:r>
-      <w:r>
-        <w:rPr>
-          <w:b w:val="0"/>
-          <w:i w:val="0"/>
-        </w:rPr>
-        <w:t>：别只降糖，先用可可粉类型/用量与盐微量提味调整</w:t>
-      </w:r>
-    </w:p>
-    <w:p>
-      <w:r>
-        <w:rPr>
-          <w:b w:val="0"/>
-          <w:i w:val="0"/>
-        </w:rPr>
-        <w:t xml:space="preserve">5) </w:t>
-      </w:r>
-      <w:r>
-        <w:rPr>
-          <w:b/>
-          <w:i w:val="0"/>
-        </w:rPr>
-        <w:t>不浓/像巧克力水</w:t>
-      </w:r>
-      <w:r>
-        <w:rPr>
-          <w:b w:val="0"/>
-          <w:i w:val="0"/>
-        </w:rPr>
-        <w:t>：先查可可粉脂肪与用量，再查 Overrun 是否过高</w:t>
-      </w:r>
-    </w:p>
-    <w:p>
-      <w:r>
-        <w:rPr>
-          <w:b w:val="0"/>
-          <w:i w:val="0"/>
-        </w:rPr>
-        <w:t xml:space="preserve">6) </w:t>
-      </w:r>
-      <w:r>
-        <w:rPr>
-          <w:b/>
-          <w:i w:val="0"/>
-        </w:rPr>
-        <w:t>热天塌/出水</w:t>
-      </w:r>
-      <w:r>
-        <w:rPr>
-          <w:b w:val="0"/>
-          <w:i w:val="0"/>
-        </w:rPr>
-        <w:t>：稳定体系与出杯温度窗口不足 → 查复配粉投料量与机器温度</w:t>
-      </w:r>
-    </w:p>
-    <w:p/>
-    <w:p>
-      <w:r>
-        <w:rPr>
-          <w:b w:val="0"/>
-          <w:i w:val="0"/>
-        </w:rPr>
-        <w:t>---</w:t>
-      </w:r>
     </w:p>
     <w:p/>
     <w:p>
       <w:pPr>
-        <w:pStyle w:val="Heading2"/>
+        <w:spacing w:before="240" w:after="160"/>
       </w:pPr>
       <w:r>
+        <w:rPr>
+          <w:rFonts w:ascii="Microsoft YaHei" w:hAnsi="Microsoft YaHei" w:eastAsia="微软雅黑"/>
+          <w:b/>
+          <w:color w:val="4472C4"/>
+          <w:sz w:val="36"/>
+        </w:rPr>
         <w:t>7. 本文件作业（巧克力必须这样做，不要跳步）</w:t>
       </w:r>
     </w:p>
     <w:p>
       <w:r>
-        <w:rPr>
-          <w:b w:val="0"/>
-          <w:i w:val="0"/>
-        </w:rPr>
         <w:t>1) 选 2 个可可粉（一个 Natural、一个 Dutch 或不同脂肪含量）</w:t>
       </w:r>
     </w:p>
     <w:p>
       <w:r>
-        <w:rPr>
-          <w:b w:val="0"/>
-          <w:i w:val="0"/>
-        </w:rPr>
         <w:t>2) 走同一底盘做 2 个版本：只改“可可粉类型/用量”</w:t>
       </w:r>
     </w:p>
     <w:p>
       <w:r>
-        <w:rPr>
-          <w:b w:val="0"/>
-          <w:i w:val="0"/>
-        </w:rPr>
         <w:t>3) 每版都做：尖角 + 10 分钟融化盘 + 口感评分（香/苦/油感/拖尾/稠度）</w:t>
       </w:r>
     </w:p>
     <w:p>
       <w:r>
-        <w:rPr>
-          <w:b w:val="0"/>
-          <w:i w:val="0"/>
-        </w:rPr>
         <w:t>4) 记录：哪一版“更像你要的高级感”，下次只动一个旋钮</w:t>
       </w:r>
     </w:p>
@@ -1101,6 +1030,9 @@
     <w:name w:val="Normal"/>
     <w:qFormat/>
     <w:rsid w:val="00FC693F"/>
+    <w:pPr>
+      <w:spacing w:after="160" w:line="276" w:lineRule="auto"/>
+    </w:pPr>
     <w:rPr>
       <w:rFonts w:ascii="Calibri" w:hAnsi="Calibri" w:eastAsia="微软雅黑"/>
       <w:sz w:val="22"/>
